--- a/work/ostendorf/ostendorf_robocza.docx
+++ b/work/ostendorf/ostendorf_robocza.docx
@@ -430,7 +430,7 @@
         <w:pStyle w:val="BodyText"/>
       </w:pPr>
       <w:r>
-        <w:t xml:space="preserve">To powiązanie pojawia się ponownie w kronice z 1554 roku, pozostawionej przez niemieckiego podróżnika Ulrica Schmidla, który dwie dekady wcześniej uczestniczył w wyprawie, która założyła Buenos Aires. Schmidl wspominał swoje pierwsze spotkania z rdzennym ludem Querandi przez pryzmat własnych założeń o Romach w krajach niemieckich. Pisząc dla publiczności zaciekawionej Amerykami, Schmidl niewątpliwie starał się uczynić czytelnym miejsce, które niewielu Europejczyków potrafiło sobie wyobrazić, a cóż dopiero go doświadczyć. Jego porównanie, choć zwięzłe, sugeruje, że zarówno mobilność Romów i Querandi, jak i postrzeganie ich jako obcych – nawet we własnych ojczyznach – funkcjonowały na tyle podobnie, by rzucić dla niemieckojęzycznych odbiorców światło na obie grupy innych i na nich samych. Jak to ujął, Querandi „nie mają w kraju własnego miejsca; wędrują po ziemi zupełnie jak</w:t>
+        <w:t xml:space="preserve">To powiązanie pojawia się ponownie w kronice z 1554 roku, pozostawionej przez niemieckiego podróżnika Ulrica Schmidla, który dwie dekady wcześniej uczestniczył w wyprawie, która założyła Buenos Aires. Schmidl wspominał swoje pierwsze spotkania z rdzennym ludem Querandi przez pryzmat własnych założeń o Romach w krajach niemieckich. Pisząc dla publiczności zaciekawionej Amerykami, Schmidl niewątpliwie starał się uczynić czytelnym miejsce, które niewielu Europejczyków potrafiło sobie wyobrazić, a cóż dopiero go doświadczyć. Jego porównanie, choć zwięzłe, sugeruje, że zarówno mobilność Romów i Querandi, jak i postrzeganie ich jako obcych – nawet we własnych ojczyznach – funkcjonowały na tyle podobnie, by rzucić dla niemieckojęzycznych odbiorców światło na obie grupy innych i na nich samych. Jak to ujął, Querandi „nie mają w tym kraju własnego stałego miejsca; wędrują po ziemi tak samo jak tu, w krajach niemieckich,</w:t>
       </w:r>
       <w:r>
         <w:t xml:space="preserve"> </w:t>
@@ -443,10 +443,7 @@
         <w:t xml:space="preserve">Zigeuner</w:t>
       </w:r>
       <w:r>
-        <w:t xml:space="preserve"> </w:t>
-      </w:r>
-      <w:r>
-        <w:t xml:space="preserve">tu, w krajach niemieckich”</w:t>
+        <w:t xml:space="preserve">”</w:t>
       </w:r>
       <w:r>
         <w:rPr>
@@ -1666,7 +1663,7 @@
         <w:pStyle w:val="BodyText"/>
       </w:pPr>
       <w:r>
-        <w:t xml:space="preserve">Dwaj osiemnastowieczni niemieccy imigranci pietyści w brytyjskiej Ameryce Północnej ponownie powiązali transatlantycką matrycę rasową ze środkowoeuropejską myślą antycygańską. Pierwszy z nich, Johann Bolzius, który przewodził pierwszej grupie imigrantów salzburskich w Georgii, doczekał się publikacji swojego opisu tego regionu z 1751 roku jako zachęcającej do osadnictwa relacji podróżniczej w Niemczech. Opisał w nim, jak tubylcy, „którzy czasami przemierzają nasze okolice, nie są lepsi od</w:t>
+        <w:t xml:space="preserve">Dwaj osiemnastowieczni niemieccy imigranci pietyści w brytyjskiej Ameryce Północnej ponownie powiązali transatlantycką matrycę rasową ze środkowoeuropejską myślą antycygańską. Pierwszy z nich, Johann Bolzius, który przewodził pierwszej grupie imigrantów salzburskich w Georgii, doczekał się publikacji swojego opisu tego regionu z 1751 roku jako zachęcającej do osadnictwa relacji podróżniczej w Niemczech. Opisał w nim, jak tubylcy, „którzy czasem włóczą się po naszych okolicach, nie są lepsi od</w:t>
       </w:r>
       <w:r>
         <w:t xml:space="preserve"> </w:t>
@@ -1682,7 +1679,7 @@
         <w:t xml:space="preserve"> </w:t>
       </w:r>
       <w:r>
-        <w:t xml:space="preserve">w kilku częściach Niemiec, [są] bardzo oddani pijaństwu i innym występkom, kradną konie z pastwisk, a czasem strzelają do wołów i krów, aby sprzedać kawałek mięsa albo dzwonki wiszące im u szyi”</w:t>
+        <w:t xml:space="preserve">w niektórych miejscach Niemiec, [są] bardzo oddani pijaństwu i innym występkom, kradną konie z pastwisk, a czasem zabijają strzałem woły i krowy dla kawałka mięsa albo dla dzwonka wiszącego im u szyi”</w:t>
       </w:r>
       <w:r>
         <w:rPr>
@@ -2696,7 +2693,7 @@
         <w:t xml:space="preserve"> </w:t>
       </w:r>
       <w:r>
-        <w:t xml:space="preserve">[tłum. z przekładu angielskiego autorki – przyp. tłum.] Oryginalny rękopis zdigitalizowała Württembergische Landesbibliothek w Stuttgarcie, https://digital.wlb-stuttgart.de/index.php?id=6&amp;tx_dlf%5Bid%5D=16324&amp;tx_dlf%5Bpage%5D=1.</w:t>
+        <w:t xml:space="preserve">[przekład z hiszpańskiego tekstu cytowanego wydania – przyp. tłum.] Oryginalny rękopis zdigitalizowała Württembergische Landesbibliothek w Stuttgarcie, https://digital.wlb-stuttgart.de/index.php?id=6&amp;tx_dlf%5Bid%5D=16324&amp;tx_dlf%5Bpage%5D=1.</w:t>
       </w:r>
     </w:p>
   </w:footnote>
@@ -3336,7 +3333,7 @@
         <w:t xml:space="preserve"> </w:t>
       </w:r>
       <w:r>
-        <w:t xml:space="preserve">[tłum. z przekładu angielskiego – przyp. tłum.]</w:t>
+        <w:t xml:space="preserve">[przekład z oryginału niemieckiego u Urlspergera, s. 979–980 – przyp. tłum.]</w:t>
       </w:r>
     </w:p>
   </w:footnote>

--- a/work/ostendorf/ostendorf_robocza.docx
+++ b/work/ostendorf/ostendorf_robocza.docx
@@ -33,7 +33,7 @@
         <w:t xml:space="preserve">The Romani Atlantic</w:t>
       </w:r>
       <w:r>
-        <w:t xml:space="preserve">, red. M. Fotta, A. Ostendorf, Cambridge University Press, Cambridge 2026, s. 86–108, DOI: 10.1017/9781009706032.005. © Cambridge University Press &amp; Assessment 2026. Tekst opublikowany w otwartym dostępie na licencji CC BY-NC 4.0 (https://creativecommons.org/licenses/by-nc/4.0/); niniejszy przekład stanowi zmianę utworu w rozumieniu licencji. Tłumaczenie: Michał Bartosz. Cytaty ze źródeł obcojęzycznych, o ile nie wskazano inaczej, w przekładzie tłumacza artykułu; cytaty ze źródeł francuskich, hiszpańskich i niemieckich, których oryginał był dostępny, przełożono z oryginału.</w:t>
+        <w:t xml:space="preserve">, red. M. Fotta, A. Ostendorf, Cambridge University Press, Cambridge 2026, s. 86–108, DOI: 10.1017/9781009706032.005. © Cambridge University Press &amp; Assessment 2026. Tekst opublikowany w otwartym dostępie na licencji CC BY-NC 4.0 (https://creativecommons.org/licenses/by-nc/4.0/); niniejszy przekład stanowi zmianę utworu w rozumieniu licencji. Tłumaczenie: Michał Bartosz.</w:t>
       </w:r>
     </w:p>
     <w:p>
@@ -41,7 +41,7 @@
         <w:pStyle w:val="Heading1"/>
       </w:pPr>
       <w:r>
-        <w:t xml:space="preserve">1. WSTĘP</w:t>
+        <w:t xml:space="preserve">WSTĘP</w:t>
       </w:r>
     </w:p>
     <w:p>
@@ -305,7 +305,7 @@
         <w:pStyle w:val="Heading1"/>
       </w:pPr>
       <w:r>
-        <w:t xml:space="preserve">2. ATLANTYK IBERYJSKI</w:t>
+        <w:t xml:space="preserve">ATLANTYK IBERYJSKI</w:t>
       </w:r>
     </w:p>
     <w:p>
@@ -1030,7 +1030,7 @@
         <w:pStyle w:val="Heading1"/>
       </w:pPr>
       <w:r>
-        <w:t xml:space="preserve">3. ATLANTYK FRANCUSKI</w:t>
+        <w:t xml:space="preserve">ATLANTYK FRANCUSKI</w:t>
       </w:r>
     </w:p>
     <w:p>
@@ -1503,7 +1503,7 @@
         <w:pStyle w:val="Heading1"/>
       </w:pPr>
       <w:r>
-        <w:t xml:space="preserve">4. ATLANTYK ANGLOSASKI</w:t>
+        <w:t xml:space="preserve">ATLANTYK ANGLOSASKI</w:t>
       </w:r>
     </w:p>
     <w:p>
@@ -2070,7 +2070,7 @@
         <w:pStyle w:val="Heading1"/>
       </w:pPr>
       <w:r>
-        <w:t xml:space="preserve">5. ZAKOŃCZENIE</w:t>
+        <w:t xml:space="preserve">ZAKOŃCZENIE</w:t>
       </w:r>
     </w:p>
     <w:p>
@@ -2578,7 +2578,7 @@
         <w:t xml:space="preserve"> </w:t>
       </w:r>
       <w:r>
-        <w:t xml:space="preserve">[tłum. z przekładu angielskiego – przyp. tłum.] Zapewne nieprzypadkowo pierwsze relacyjne odniesienie pochodzące z Europy Zachodniej wyszło spod pióra wenecjanina. Choć obecność Romów w Portugalii jest udokumentowana dopiero od lat 20. XVI w., w miastach pod panowaniem Wenecji mieszkali oni co najmniej od 1444 r.</w:t>
+        <w:t xml:space="preserve">Zapewne nieprzypadkowo pierwsze relacyjne odniesienie pochodzące z Europy Zachodniej wyszło spod pióra wenecjanina. Choć obecność Romów w Portugalii jest udokumentowana dopiero od lat 20. XVI w., w miastach pod panowaniem Wenecji mieszkali oni co najmniej od 1444 r.</w:t>
       </w:r>
       <w:r>
         <w:t xml:space="preserve"> </w:t>
@@ -2621,7 +2621,7 @@
         <w:t xml:space="preserve"> </w:t>
       </w:r>
       <w:r>
-        <w:t xml:space="preserve">[tłum. z przekładu angielskiego autorki – przyp. tłum.] Podobne odniesienie z 1557 r. objaśnia, że kobiety Toalli z Florydy owijają się okryciami „na modłę</w:t>
+        <w:t xml:space="preserve">Podobne odniesienie z 1557 r. objaśnia, że kobiety Toalli z Florydy owijają się okryciami „na modłę</w:t>
       </w:r>
       <w:r>
         <w:t xml:space="preserve"> </w:t>
@@ -2642,12 +2642,6 @@
       <w:r>
         <w:t xml:space="preserve">[@elvas1932, s. 118]</w:t>
       </w:r>
-      <w:r>
-        <w:t xml:space="preserve"> </w:t>
-      </w:r>
-      <w:r>
-        <w:t xml:space="preserve">[tłum. z przekładu angielskiego – przyp. tłum.]</w:t>
-      </w:r>
     </w:p>
   </w:footnote>
   <w:footnote w:id="22">
@@ -2736,12 +2730,6 @@
       <w:r>
         <w:t xml:space="preserve">[@herzog2003, {s. 129, 249, przyp. 36}]</w:t>
       </w:r>
-      <w:r>
-        <w:t xml:space="preserve"> </w:t>
-      </w:r>
-      <w:r>
-        <w:t xml:space="preserve">[tłum. z przekładu angielskiego – przyp. tłum.]</w:t>
-      </w:r>
     </w:p>
   </w:footnote>
   <w:footnote w:id="26">
@@ -2761,12 +2749,6 @@
       <w:r>
         <w:t xml:space="preserve">[@gomezalfaro1999, s. 19]</w:t>
       </w:r>
-      <w:r>
-        <w:t xml:space="preserve"> </w:t>
-      </w:r>
-      <w:r>
-        <w:t xml:space="preserve">[tłum. z przekładu angielskiego autorki – przyp. tłum.]</w:t>
-      </w:r>
     </w:p>
   </w:footnote>
   <w:footnote w:id="27">
@@ -2786,12 +2768,6 @@
       <w:r>
         <w:t xml:space="preserve">[@gomezalfaro1999, s. 27–33; @gomezalfaro1993]</w:t>
       </w:r>
-      <w:r>
-        <w:t xml:space="preserve"> </w:t>
-      </w:r>
-      <w:r>
-        <w:t xml:space="preserve">[tłum. z przekładu angielskiego – przyp. tłum.]</w:t>
-      </w:r>
     </w:p>
   </w:footnote>
   <w:footnote w:id="28">
@@ -2855,12 +2831,6 @@
       <w:r>
         <w:t xml:space="preserve">[@herzog2003, s. 133]</w:t>
       </w:r>
-      <w:r>
-        <w:t xml:space="preserve"> </w:t>
-      </w:r>
-      <w:r>
-        <w:t xml:space="preserve">[tłum. z przekładu angielskiego – przyp. tłum.]</w:t>
-      </w:r>
     </w:p>
   </w:footnote>
   <w:footnote w:id="31">
@@ -2902,12 +2872,6 @@
       <w:r>
         <w:t xml:space="preserve">[@paucke1959, {t. 1, s. 183, 239, 303 i t. 2, s. 452}]</w:t>
       </w:r>
-      <w:r>
-        <w:t xml:space="preserve"> </w:t>
-      </w:r>
-      <w:r>
-        <w:t xml:space="preserve">[tłum. z przekładu angielskiego autorki – przyp. tłum.]</w:t>
-      </w:r>
     </w:p>
   </w:footnote>
   <w:footnote w:id="33">
@@ -2952,12 +2916,6 @@
       <w:r>
         <w:t xml:space="preserve">[@morenoalonso1983, s. 18, 32; @scarano1996, s. 1415]</w:t>
       </w:r>
-      <w:r>
-        <w:t xml:space="preserve"> </w:t>
-      </w:r>
-      <w:r>
-        <w:t xml:space="preserve">[tłum. z przekładu angielskiego – przyp. tłum.]</w:t>
-      </w:r>
     </w:p>
   </w:footnote>
   <w:footnote w:id="35">
@@ -3041,7 +2999,7 @@
         <w:t xml:space="preserve"> </w:t>
       </w:r>
       <w:r>
-        <w:t xml:space="preserve">Listy Layssarda do gubernatora z 18.03, 29.03 i 02.04.1772 oraz z 02.01.1775, leg. 188C, k. 143–149, Papeles procedentes de Cuba, Archivo General de Indias. [tłum. z przekładu angielskiego autorki – przyp. tłum.]</w:t>
+        <w:t xml:space="preserve">Listy Layssarda do gubernatora z 18.03, 29.03 i 02.04.1772 oraz z 02.01.1775, leg. 188C, k. 143–149, Papeles procedentes de Cuba, Archivo General de Indias.</w:t>
       </w:r>
     </w:p>
   </w:footnote>
@@ -3110,7 +3068,7 @@
         <w:t xml:space="preserve"> </w:t>
       </w:r>
       <w:r>
-        <w:t xml:space="preserve">Pierre de Rigaud, Marquis de Vaudreuil Papers, 1740–1753, kopiariusz listów, 15.02.1744, Huntington Library. [tłum. z przekładu angielskiego autorki – przyp. tłum.]</w:t>
+        <w:t xml:space="preserve">Pierre de Rigaud, Marquis de Vaudreuil Papers, 1740–1753, kopiariusz listów, 15.02.1744, Huntington Library.</w:t>
       </w:r>
     </w:p>
   </w:footnote>
@@ -3131,12 +3089,6 @@
       <w:r>
         <w:t xml:space="preserve">[@ostendorf2020]</w:t>
       </w:r>
-      <w:r>
-        <w:t xml:space="preserve"> </w:t>
-      </w:r>
-      <w:r>
-        <w:t xml:space="preserve">[tłum. z przekładu angielskiego autorki – przyp. tłum.]</w:t>
-      </w:r>
     </w:p>
   </w:footnote>
   <w:footnote w:id="43">
@@ -3353,12 +3305,6 @@
       </w:r>
       <w:r>
         <w:t xml:space="preserve">[@muhlenberg1945, {t. 2, s. 638}]</w:t>
-      </w:r>
-      <w:r>
-        <w:t xml:space="preserve"> </w:t>
-      </w:r>
-      <w:r>
-        <w:t xml:space="preserve">[tłum. z przekładu angielskiego – przyp. tłum.]</w:t>
       </w:r>
     </w:p>
   </w:footnote>

--- a/work/ostendorf/ostendorf_robocza.docx
+++ b/work/ostendorf/ostendorf_robocza.docx
@@ -33,7 +33,7 @@
         <w:t xml:space="preserve">The Romani Atlantic</w:t>
       </w:r>
       <w:r>
-        <w:t xml:space="preserve">, red. M. Fotta, A. Ostendorf, Cambridge University Press, Cambridge 2026, s. 86–108, DOI: 10.1017/9781009706032.005. © Cambridge University Press &amp; Assessment 2026. Tekst opublikowany w otwartym dostępie na licencji CC BY-NC 4.0 (https://creativecommons.org/licenses/by-nc/4.0/); niniejszy przekład stanowi zmianę utworu w rozumieniu licencji. Tłumaczenie: Michał Bartosz.</w:t>
+        <w:t xml:space="preserve">, red. M. Fotta, A. Ostendorf, Cambridge University Press, Cambridge 2026, s. 86–108. © Cambridge University Press &amp; Assessment 2026. Tekst opublikowany w otwartym dostępie na licencji CC BY-NC 4.0 (https://creativecommons.org/licenses/by-nc/4.0/); niniejszy przekład stanowi zmianę utworu w rozumieniu licencji. Tłumaczenie: Michał Bartosz.</w:t>
       </w:r>
     </w:p>
     <w:p>
